--- a/docs/USER_MANUAL.docx
+++ b/docs/USER_MANUAL.docx
@@ -67,7 +67,7 @@
         <w:t xml:space="preserve">You don't need an account</w:t>
       </w:r>
       <w:r>
-        <w:t xml:space="preserve"> — just your official BEC email.</w:t>
+        <w:t xml:space="preserve"> — just your official BEC email, which we confirm with a short code instead of a password.</w:t>
       </w:r>
     </w:p>
     <w:p>
@@ -132,7 +132,7 @@
         <w:t xml:space="preserve">BEC email</w:t>
       </w:r>
       <w:r>
-        <w:t xml:space="preserve"> → Continue.</w:t>
+        <w:t xml:space="preserve">, tick the privacy consent → Continue.</w:t>
       </w:r>
     </w:p>
     <w:p>
@@ -147,6 +147,48 @@
         <w:t xml:space="preserve">3.  </w:t>
       </w:r>
       <w:r>
+        <w:t xml:space="preserve">Check your inbox for a </w:t>
+      </w:r>
+      <w:r>
+        <w:rPr>
+          <w:b/>
+        </w:rPr>
+        <w:t xml:space="preserve">6-digit code</w:t>
+      </w:r>
+      <w:r>
+        <w:t xml:space="preserve"> and enter it. The code is valid for </w:t>
+      </w:r>
+      <w:r>
+        <w:rPr>
+          <w:b/>
+        </w:rPr>
+        <w:t xml:space="preserve">3 minutes</w:t>
+      </w:r>
+      <w:r>
+        <w:t xml:space="preserve">; you can ask for another after 25 seconds. This browser then remembers you for </w:t>
+      </w:r>
+      <w:r>
+        <w:rPr>
+          <w:b/>
+        </w:rPr>
+        <w:t xml:space="preserve">30 days</w:t>
+      </w:r>
+      <w:r>
+        <w:t xml:space="preserve">, so next time you go straight in with one tap.</w:t>
+      </w:r>
+    </w:p>
+    <w:p>
+      <w:pPr>
+        <w:pStyle w:val="BECList"/>
+      </w:pPr>
+      <w:r>
+        <w:rPr>
+          <w:b/>
+          <w:color w:val="7B1D1D"/>
+        </w:rPr>
+        <w:t xml:space="preserve">4.  </w:t>
+      </w:r>
+      <w:r>
         <w:t xml:space="preserve">Pick the equipment (type to search, or add it manually), choose the location, describe the problem, attach photos if you can, and </w:t>
       </w:r>
       <w:r>
@@ -168,7 +210,7 @@
           <w:b/>
           <w:color w:val="7B1D1D"/>
         </w:rPr>
-        <w:t xml:space="preserve">4.  </w:t>
+        <w:t xml:space="preserve">5.  </w:t>
       </w:r>
       <w:r>
         <w:t xml:space="preserve">You receive a </w:t>
@@ -185,6 +227,14 @@
     </w:p>
     <w:p>
       <w:pPr>
+        <w:pStyle w:val="BECQuote"/>
+      </w:pPr>
+      <w:r>
+        <w:t xml:space="preserve">Codes are only sent to addresses on the official BEC directory. If nothing arrives, check your spam folder first, then ask the PMO to confirm your address is on file.</w:t>
+      </w:r>
+    </w:p>
+    <w:p>
+      <w:pPr>
         <w:pStyle w:val="Heading3"/>
       </w:pPr>
       <w:r>
@@ -212,7 +262,7 @@
         <w:t xml:space="preserve">Track Report</w:t>
       </w:r>
       <w:r>
-        <w:t xml:space="preserve"> and enter your ticket number (or the equipment/asset tag).</w:t>
+        <w:t xml:space="preserve"> and enter your ticket number (or the equipment/asset tag). Reading the status needs no sign-in.</w:t>
       </w:r>
     </w:p>
     <w:p>
@@ -227,8 +277,22 @@
         <w:t xml:space="preserve">•  </w:t>
       </w:r>
       <w:r>
-        <w:t xml:space="preserve">You'll see the live status timeline. You can send a </w:t>
-      </w:r>
+        <w:t xml:space="preserve">You'll see the live status timeline. While you're </w:t>
+      </w:r>
+      <w:r>
+        <w:rPr>
+          <w:b/>
+        </w:rPr>
+        <w:t xml:space="preserve">signed in as the reporter</w:t>
+      </w:r>
+      <w:r>
+        <w:t xml:space="preserve">, you can also send a</w:t>
+      </w:r>
+    </w:p>
+    <w:p>
+      <w:pPr>
+        <w:pStyle w:val="Normal"/>
+      </w:pPr>
       <w:r>
         <w:rPr>
           <w:b/>
@@ -243,6 +307,9 @@
           <w:b/>
         </w:rPr>
         <w:t xml:space="preserve">"Was your issue resolved?"</w:t>
+      </w:r>
+      <w:r>
+        <w:t xml:space="preserve"> — that answer can only be given once, so it's reserved to you.</w:t>
       </w:r>
     </w:p>
     <w:p>
@@ -397,7 +464,21 @@
         <w:t xml:space="preserve">Approve</w:t>
       </w:r>
       <w:r>
-        <w:t xml:space="preserve"> — set department (PMO/ITSO) and priority; a work order is created →</w:t>
+        <w:t xml:space="preserve"> — set department (PMO/ITSO) and priority; the report moves straight to</w:t>
+      </w:r>
+    </w:p>
+    <w:p>
+      <w:pPr>
+        <w:pStyle w:val="Normal"/>
+      </w:pPr>
+      <w:r>
+        <w:rPr>
+          <w:b/>
+        </w:rPr>
+        <w:t xml:space="preserve">Ready for Assignment</w:t>
+      </w:r>
+      <w:r>
+        <w:t xml:space="preserve"> →</w:t>
       </w:r>
     </w:p>
     <w:p>
